--- a/Doc/WinRun4j and Inno Setup Guide.docx
+++ b/Doc/WinRun4j and Inno Setup Guide.docx
@@ -8,19 +8,20 @@
       </w:pPr>
       <w:r>
         <w:rPr>
+          <w:rFonts w:hint="default"/>
           <w:sz w:val="44"/>
           <w:szCs w:val="44"/>
         </w:rPr>
-        <w:t xml:space="preserve">Launch4j and Inno Setup Guide </w:t>
-      </w:r>
-      <w:bookmarkStart w:id="0" w:name="objective"/>
+        <w:t>WinRunJ</w:t>
+      </w:r>
       <w:r>
         <w:rPr>
           <w:sz w:val="44"/>
           <w:szCs w:val="44"/>
         </w:rPr>
-        <w:br w:type="textWrapping"/>
-      </w:r>
+        <w:t xml:space="preserve"> and Inno Setup Guide </w:t>
+      </w:r>
+      <w:bookmarkStart w:id="0" w:name="objective"/>
       <w:r>
         <w:rPr>
           <w:sz w:val="44"/>
@@ -30,6 +31,13 @@
       </w:r>
       <w:r>
         <w:rPr>
+          <w:sz w:val="44"/>
+          <w:szCs w:val="44"/>
+        </w:rPr>
+        <w:br w:type="textWrapping"/>
+      </w:r>
+      <w:r>
+        <w:rPr>
           <w:sz w:val="36"/>
           <w:szCs w:val="36"/>
         </w:rPr>
@@ -41,7 +49,17 @@
         <w:pStyle w:val="10"/>
       </w:pPr>
       <w:r>
-        <w:t>This document explains how to generate a Windows executable (.exe) using Launch4j and package it into a Windows installer (.exe) using Inno Setup.</w:t>
+        <w:t xml:space="preserve">This document explains how to generate a Windows executable (.exe) using </w:t>
+      </w:r>
+      <w:r>
+        <w:rPr>
+          <w:rFonts w:hint="default"/>
+          <w:lang w:val="en-US"/>
+        </w:rPr>
+        <w:t>WinRun</w:t>
+      </w:r>
+      <w:r>
+        <w:t>4j and package it into a Windows installer (.exe) using Inno Setup.</w:t>
       </w:r>
     </w:p>
     <w:p>
@@ -445,14 +463,14 @@
           <w:szCs w:val="36"/>
           <w:lang w:val="en-US"/>
         </w:rPr>
-        <w:t xml:space="preserve"> </w:t>
+        <w:t xml:space="preserve"> WinRun</w:t>
       </w:r>
       <w:r>
         <w:rPr>
           <w:sz w:val="36"/>
           <w:szCs w:val="36"/>
         </w:rPr>
-        <w:t>Launch4j Configuration Steps</w:t>
+        <w:t>4j Configuration Steps</w:t>
       </w:r>
     </w:p>
     <w:p>
@@ -1495,29 +1513,7 @@
           <w:szCs w:val="22"/>
           <w:lang w:val="en-US"/>
         </w:rPr>
-        <w:t>(</w:t>
-      </w:r>
-      <w:r>
-        <w:rPr>
-          <w:rFonts w:hint="default" w:ascii="Calibri" w:hAnsi="Calibri" w:eastAsia="SimSun" w:cs="Calibri"/>
-          <w:b w:val="0"/>
-          <w:bCs w:val="0"/>
-          <w:sz w:val="22"/>
-          <w:szCs w:val="22"/>
-          <w:lang w:val="en-US"/>
-        </w:rPr>
-        <w:t>Update values as per you data/codebase</w:t>
-      </w:r>
-      <w:r>
-        <w:rPr>
-          <w:rFonts w:hint="default" w:ascii="Calibri" w:hAnsi="Calibri" w:eastAsia="SimSun" w:cs="Calibri"/>
-          <w:b w:val="0"/>
-          <w:bCs w:val="0"/>
-          <w:sz w:val="22"/>
-          <w:szCs w:val="22"/>
-          <w:lang w:val="en-US"/>
-        </w:rPr>
-        <w:t>)</w:t>
+        <w:t>(Update values as per you data/codebase)</w:t>
       </w:r>
       <w:r>
         <w:rPr>
@@ -1535,6 +1531,7 @@
       <w:pPr>
         <w:pStyle w:val="3"/>
         <w:numPr>
+          <w:ilvl w:val="0"/>
           <w:numId w:val="0"/>
         </w:numPr>
         <w:spacing w:before="180" w:after="180"/>
@@ -1552,6 +1549,7 @@
       <w:pPr>
         <w:pStyle w:val="3"/>
         <w:numPr>
+          <w:ilvl w:val="0"/>
           <w:numId w:val="0"/>
         </w:numPr>
         <w:spacing w:before="180" w:after="180"/>
@@ -1569,6 +1567,7 @@
       <w:pPr>
         <w:pStyle w:val="3"/>
         <w:numPr>
+          <w:ilvl w:val="0"/>
           <w:numId w:val="0"/>
         </w:numPr>
         <w:spacing w:before="180" w:after="180"/>
@@ -1586,6 +1585,7 @@
       <w:pPr>
         <w:pStyle w:val="3"/>
         <w:numPr>
+          <w:ilvl w:val="0"/>
           <w:numId w:val="0"/>
         </w:numPr>
         <w:spacing w:before="180" w:after="180"/>
@@ -1603,6 +1603,7 @@
       <w:pPr>
         <w:pStyle w:val="3"/>
         <w:numPr>
+          <w:ilvl w:val="0"/>
           <w:numId w:val="0"/>
         </w:numPr>
         <w:spacing w:before="180" w:after="180"/>
@@ -1620,6 +1621,7 @@
       <w:pPr>
         <w:pStyle w:val="3"/>
         <w:numPr>
+          <w:ilvl w:val="0"/>
           <w:numId w:val="0"/>
         </w:numPr>
         <w:spacing w:before="180" w:after="180"/>
@@ -1637,6 +1639,7 @@
       <w:pPr>
         <w:pStyle w:val="3"/>
         <w:numPr>
+          <w:ilvl w:val="0"/>
           <w:numId w:val="0"/>
         </w:numPr>
         <w:spacing w:before="180" w:after="180"/>
@@ -2631,6 +2634,12 @@
             <w:insideV w:val="none" w:color="auto" w:sz="0" w:space="0"/>
           </w:tblBorders>
           <w:shd w:val="clear" w:color="auto" w:fill="auto"/>
+          <w:tblCellMar>
+            <w:top w:w="15" w:type="dxa"/>
+            <w:left w:w="15" w:type="dxa"/>
+            <w:bottom w:w="15" w:type="dxa"/>
+            <w:right w:w="15" w:type="dxa"/>
+          </w:tblCellMar>
         </w:tblPrEx>
         <w:trPr>
           <w:trHeight w:val="341" w:hRule="atLeast"/>
@@ -3611,7 +3620,26 @@
           <w:sz w:val="24"/>
           <w:szCs w:val="24"/>
         </w:rPr>
-        <w:t xml:space="preserve"> and select:ActivePulse.exe(Generated using Launch4j.)</w:t>
+        <w:t xml:space="preserve"> and select:ActivePulse.exe(Generated using </w:t>
+      </w:r>
+      <w:r>
+        <w:rPr>
+          <w:rFonts w:hint="default" w:ascii="Calibri" w:hAnsi="Calibri" w:eastAsia="SimSun" w:cs="Calibri"/>
+          <w:sz w:val="24"/>
+          <w:szCs w:val="24"/>
+          <w:lang w:val="en-US"/>
+        </w:rPr>
+        <w:t>winrun4j</w:t>
+      </w:r>
+      <w:bookmarkStart w:id="1" w:name="_GoBack"/>
+      <w:bookmarkEnd w:id="1"/>
+      <w:r>
+        <w:rPr>
+          <w:rFonts w:hint="default" w:ascii="Calibri" w:hAnsi="Calibri" w:eastAsia="SimSun" w:cs="Calibri"/>
+          <w:sz w:val="24"/>
+          <w:szCs w:val="24"/>
+        </w:rPr>
+        <w:t>.)</w:t>
       </w:r>
     </w:p>
     <w:p>
@@ -9772,8 +9800,6 @@
         </w:rPr>
         <w:t>:simply restart Windows.</w:t>
       </w:r>
-      <w:bookmarkStart w:id="1" w:name="_GoBack"/>
-      <w:bookmarkEnd w:id="1"/>
     </w:p>
     <w:sectPr>
       <w:pgSz w:w="11906" w:h="16838"/>
